--- a/policies/build/sop_record_masters/HRM/SOP_HRM.1.i_disciplinary_grievance.docx
+++ b/policies/build/sop_record_masters/HRM/SOP_HRM.1.i_disciplinary_grievance.docx
@@ -42,7 +42,7 @@
           </w:p>
           <w:p>
             <w:r>
-              <w:t>This SOP explains how «Hospital Name» handles staff discipline and grievances against written guidance. If you're new to this SOP: every matter gets a case number and a date on the day it is reported — an undocumented or verbally resolved case does not count as handled under this procedure.</w:t>
+              <w:t>This SOP explains how «Hospital Name» handles staff discipline and grievances, including when interim action is needed to protect someone while an investigation runs, how a complainant is protected from retaliation, and what happens if an investigation overruns its deadline. If you're new to this SOP: every matter gets a case number and a date on the day it is reported, a serious allegation gets an explicit interim-action decision at that same point (not later), and a timeline breach is escalated before the deadline lapses, not discovered after.</w:t>
             </w:r>
           </w:p>
         </w:tc>
@@ -208,7 +208,7 @@
     </w:p>
     <w:p>
       <w:r>
-        <w:t>This SOP sets out how «Hospital Name» handles staff misconduct and staff grievances against written guidance, so that both are investigated, decided and closed consistently rather than handled case by case with no documented process.</w:t>
+        <w:t>This SOP sets out how «Hospital Name» handles staff misconduct and staff grievances against written guidance, including interim action to protect patients or staff while a serious matter is investigated, protection of a complainant from retaliation, and escalation if an investigation breaches its stated timeline — so that both are investigated, decided and closed consistently rather than handled case by case with no documented process.</w:t>
       </w:r>
     </w:p>
     <w:p>
@@ -240,7 +240,7 @@
         <w:t xml:space="preserve">HR In-Charge / Personnel Officer: </w:t>
       </w:r>
       <w:r>
-        <w:t>maintains the grievance register and the disciplinary proceedings register, and assigns a case number to every new complaint on receipt.</w:t>
+        <w:t>maintains the grievance register and the disciplinary proceedings register, assigns a case number to every new complaint on receipt, and tracks every case against its stated timeline.</w:t>
       </w:r>
     </w:p>
     <w:p>
@@ -251,7 +251,7 @@
         <w:t xml:space="preserve">Medical Superintendent: </w:t>
       </w:r>
       <w:r>
-        <w:t>approves the disciplinary and grievance procedure, chairs or nominates the hearing for serious matters, and decides the appeal route.</w:t>
+        <w:t>approves the disciplinary and grievance procedure, decides any interim action needed to protect patients or staff during an investigation, chairs or nominates the hearing for serious matters, decides the appeal route, and personally reviews any case that breaches its investigation timeline.</w:t>
       </w:r>
     </w:p>
     <w:p>
@@ -304,7 +304,7 @@
     </w:p>
     <w:p>
       <w:r>
-        <w:t>3. The HR In-Charge confirms confidentiality applies to both registers from the point of logging. (Record 1)</w:t>
+        <w:t>3. The HR In-Charge confirms confidentiality applies to both registers from the point of logging. (Records 7-8)</w:t>
       </w:r>
     </w:p>
     <w:p>
@@ -312,7 +312,7 @@
         <w:pStyle w:val="Heading2"/>
       </w:pPr>
       <w:r>
-        <w:t>4.2 Investigate within a defined timeline</w:t>
+        <w:t>4.2 Take interim action for a serious allegation</w:t>
       </w:r>
     </w:p>
     <w:p>
@@ -323,7 +323,41 @@
         <w:t xml:space="preserve">Why this step matters: </w:t>
       </w:r>
       <w:r>
-        <w:t>An investigation with no deadline tends to drift indefinitely, which is itself unfair to both the complainant and the person being investigated.</w:t>
+        <w:t>Leaving a staff member accused of a serious matter — one that could put a patient or colleague at risk — in their normal role while the investigation runs can itself cause harm; interim action has to be a deliberate decision made at the point of logging, not an afterthought raised only once something goes wrong during the investigation.</w:t>
+      </w:r>
+    </w:p>
+    <w:p>
+      <w:r>
+        <w:t>1. Where the alleged conduct could put a patient or staff member at risk if it continued, the Medical Superintendent decides, at the point the matter is logged, whether interim action — reassignment, restricted duties, or administrative leave — is needed pending investigation.</w:t>
+      </w:r>
+    </w:p>
+    <w:p>
+      <w:r>
+        <w:t>2. Any interim action taken, and the reason for it, is recorded against the case number; interim action is not a finding of guilt and is stated as such in writing to the staff member.</w:t>
+      </w:r>
+    </w:p>
+    <w:p>
+      <w:r>
+        <w:t>3. Interim action is reviewed if the investigation timeline is extended, rather than left in place indefinitely by default. (Record 9)</w:t>
+      </w:r>
+    </w:p>
+    <w:p>
+      <w:pPr>
+        <w:pStyle w:val="Heading2"/>
+      </w:pPr>
+      <w:r>
+        <w:t>4.3 Investigate within a defined timeline, and protect the complainant</w:t>
+      </w:r>
+    </w:p>
+    <w:p>
+      <w:r>
+        <w:rPr>
+          <w:b/>
+        </w:rPr>
+        <w:t xml:space="preserve">Why this step matters: </w:t>
+      </w:r>
+      <w:r>
+        <w:t>An investigation with no deadline tends to drift indefinitely, which is itself unfair to both the complainant and the person being investigated — and a complainant who fears retaliation for having raised the matter may not have come forward honestly, or at all, which undermines the investigation before it starts.</w:t>
       </w:r>
     </w:p>
     <w:p>
@@ -338,7 +372,12 @@
     </w:p>
     <w:p>
       <w:r>
-        <w:t>3. Where a hearing is required, the Medical Superintendent or nominee convenes it within the stated timeline. (Record 2)</w:t>
+        <w:t>3. The complainant is informed in writing that retaliation for raising the matter in good faith will itself be treated as a disciplinary matter, and any report of retaliation during the investigation is logged and acted on immediately, separately from the original case.</w:t>
+      </w:r>
+    </w:p>
+    <w:p>
+      <w:r>
+        <w:t>4. Where a hearing is required, the Medical Superintendent or nominee convenes it within the stated timeline. (Record 9)</w:t>
       </w:r>
     </w:p>
     <w:p>
@@ -346,7 +385,36 @@
         <w:pStyle w:val="Heading2"/>
       </w:pPr>
       <w:r>
-        <w:t>4.3 Decide, close, and allow appeal</w:t>
+        <w:t>4.4 Escalate a timeline breach</w:t>
+      </w:r>
+    </w:p>
+    <w:p>
+      <w:r>
+        <w:rPr>
+          <w:b/>
+        </w:rPr>
+        <w:t xml:space="preserve">Why this step matters: </w:t>
+      </w:r>
+      <w:r>
+        <w:t>A case that silently runs past its stated deadline, with nobody above the investigator noticing, defeats the entire point of having a stated timeline in the first place.</w:t>
+      </w:r>
+    </w:p>
+    <w:p>
+      <w:r>
+        <w:t>1. Where an investigation is not completed within its stated timeline, the HR In-Charge escalates the case to the Medical Superintendent before the deadline lapses, not after.</w:t>
+      </w:r>
+    </w:p>
+    <w:p>
+      <w:r>
+        <w:t>2. The Medical Superintendent either approves a documented extension with a new deadline, or directs that the investigation be concluded immediately on the evidence available. (Record 10)</w:t>
+      </w:r>
+    </w:p>
+    <w:p>
+      <w:pPr>
+        <w:pStyle w:val="Heading2"/>
+      </w:pPr>
+      <w:r>
+        <w:t>4.5 Decide, close, and allow appeal</w:t>
       </w:r>
     </w:p>
     <w:p>
@@ -362,7 +430,7 @@
     </w:p>
     <w:p>
       <w:r>
-        <w:t>1. The outcome — including any penalty, or the grievance resolution — is recorded against the case number with the closure date.</w:t>
+        <w:t>1. The outcome — including any penalty, or the grievance resolution, and the closure or continuation of any interim action — is recorded against the case number with the closure date.</w:t>
       </w:r>
     </w:p>
     <w:p>
@@ -372,7 +440,7 @@
     </w:p>
     <w:p>
       <w:r>
-        <w:t>3. The HR In-Charge confirms the register entry is marked closed only once the appeal window has passed or the appeal is decided. (Record 3)</w:t>
+        <w:t>3. The HR In-Charge confirms the register entry is marked closed only once the appeal window has passed or the appeal is decided. (Records 7-8)</w:t>
       </w:r>
     </w:p>
     <w:p>
@@ -385,7 +453,7 @@
     </w:p>
     <w:p>
       <w:r>
-        <w:t>This SOP produces and maintains Records 1-3 (see the HRM.1 Records folder).</w:t>
+        <w:t>This SOP produces and maintains Records 7-10 (see the HRM.1 Records folder).</w:t>
       </w:r>
     </w:p>
     <w:p>
@@ -425,7 +493,19 @@
         <w:pStyle w:val="ListParagraph"/>
       </w:pPr>
       <w:r>
-        <w:t>National Accreditation Board for Hospitals and Healthcare Providers (NABH), Standards for Small Healthcare Organisations, 3rd Edition — Human Resource Management chapter, standard HRM.1.</w:t>
+        <w:t xml:space="preserve">National Accreditation Board for Hospitals and Healthcare Providers. (2022). Standards for Small Healthcare Organisations (3rd ed.). </w:t>
+      </w:r>
+      <w:hyperlink r:id="rId9">
+        <w:r>
+          <w:rPr>
+            <w:color w:val="0563C1"/>
+            <w:u w:val="single"/>
+          </w:rPr>
+          <w:t>NABH SHCO Accreditation Programme page</w:t>
+        </w:r>
+      </w:hyperlink>
+      <w:r>
+        <w:t>. Human Resource Management chapter, standard HRM.1.</w:t>
       </w:r>
     </w:p>
     <w:p>
@@ -438,7 +518,7 @@
     </w:p>
     <w:p>
       <w:r>
-        <w:t>This SOP is reviewed at least annually by the Quality Coordinator together with the HR In-Charge, and sooner if a case reveals the timeline or the appeal route was not followed as written.</w:t>
+        <w:t>This SOP is reviewed at least annually by the Quality Coordinator together with the HR In-Charge, and sooner if a case reveals the timeline or the appeal route was not followed as written, or an interim-action decision was not made or reviewed as this SOP requires.</w:t>
       </w:r>
     </w:p>
     <w:sectPr>

--- a/policies/build/sop_record_masters/HRM/SOP_HRM.1.i_disciplinary_grievance.docx
+++ b/policies/build/sop_record_masters/HRM/SOP_HRM.1.i_disciplinary_grievance.docx
@@ -367,6 +367,35 @@
     </w:p>
     <w:p>
       <w:r>
+        <w:rPr>
+          <w:b/>
+          <w:i/>
+        </w:rPr>
+        <w:t xml:space="preserve">Technical source(s) for this step: </w:t>
+      </w:r>
+    </w:p>
+    <w:p>
+      <w:pPr>
+        <w:pStyle w:val="ListParagraph"/>
+      </w:pPr>
+      <w:r>
+        <w:t xml:space="preserve">Government of India. (2013). </w:t>
+      </w:r>
+      <w:hyperlink r:id="rId10">
+        <w:r>
+          <w:rPr>
+            <w:color w:val="0563C1"/>
+            <w:u w:val="single"/>
+          </w:rPr>
+          <w:t>The Sexual Harassment of Women at Workplace (Prevention, Prohibition and Redressal) Act, 2013</w:t>
+        </w:r>
+      </w:hyperlink>
+      <w:r>
+        <w:t>, Section 11(4), requires an Internal Committee to complete its inquiry within ninety days. Cited here as the real statutory basis for a bounded Indian workplace investigation deadline for harassment complaints specifically; this SOP applies the same discipline — a stated, enforced timeline — to disciplinary and grievance matters generally, not as a claim that the 90-day figure itself governs every case type.</w:t>
+      </w:r>
+    </w:p>
+    <w:p>
+      <w:r>
         <w:t>2. The investigator records the steps taken and the evidence gathered against the case number.</w:t>
       </w:r>
     </w:p>

--- a/policies/build/sop_record_masters/HRM/SOP_HRM.1.i_disciplinary_grievance.docx
+++ b/policies/build/sop_record_masters/HRM/SOP_HRM.1.i_disciplinary_grievance.docx
@@ -377,6 +377,7 @@
     <w:p>
       <w:pPr>
         <w:pStyle w:val="ListParagraph"/>
+        <w:spacing w:after="200" w:before="40"/>
       </w:pPr>
       <w:r>
         <w:t xml:space="preserve">Government of India. (2013). </w:t>
@@ -520,6 +521,7 @@
     <w:p>
       <w:pPr>
         <w:pStyle w:val="ListParagraph"/>
+        <w:spacing w:after="200" w:before="40"/>
       </w:pPr>
       <w:r>
         <w:t xml:space="preserve">National Accreditation Board for Hospitals and Healthcare Providers. (2022). Standards for Small Healthcare Organisations (3rd ed.). </w:t>

--- a/policies/build/sop_record_masters/HRM/SOP_HRM.1.i_disciplinary_grievance.docx
+++ b/policies/build/sop_record_masters/HRM/SOP_HRM.1.i_disciplinary_grievance.docx
@@ -377,10 +377,11 @@
     <w:p>
       <w:pPr>
         <w:pStyle w:val="ListParagraph"/>
-        <w:spacing w:after="200" w:before="40"/>
+        <w:spacing w:after="240" w:before="80"/>
+        <w:contextualSpacing w:val="0"/>
       </w:pPr>
       <w:r>
-        <w:t xml:space="preserve">Government of India. (2013). </w:t>
+        <w:t xml:space="preserve">• Government of India. (2013). </w:t>
       </w:r>
       <w:hyperlink r:id="rId10">
         <w:r>
@@ -521,10 +522,11 @@
     <w:p>
       <w:pPr>
         <w:pStyle w:val="ListParagraph"/>
-        <w:spacing w:after="200" w:before="40"/>
+        <w:spacing w:after="240" w:before="80"/>
+        <w:contextualSpacing w:val="0"/>
       </w:pPr>
       <w:r>
-        <w:t xml:space="preserve">National Accreditation Board for Hospitals and Healthcare Providers. (2022). Standards for Small Healthcare Organisations (3rd ed.). </w:t>
+        <w:t xml:space="preserve">• National Accreditation Board for Hospitals and Healthcare Providers. (2022). Standards for Small Healthcare Organisations (3rd ed.). </w:t>
       </w:r>
       <w:hyperlink r:id="rId9">
         <w:r>

--- a/policies/build/sop_record_masters/HRM/SOP_HRM.1.i_disciplinary_grievance.docx
+++ b/policies/build/sop_record_masters/HRM/SOP_HRM.1.i_disciplinary_grievance.docx
@@ -14,40 +14,9 @@
     </w:p>
     <w:p>
       <w:r>
-        <w:t>«Hospital Name» — Supports HRM.1.i</w:t>
+        <w:t>«Hospital Name» — SOP-HRM.1.i — Version 1.0</w:t>
       </w:r>
     </w:p>
-    <w:p/>
-    <w:tbl>
-      <w:tblPr>
-        <w:tblStyle w:val="TableGrid"/>
-        <w:tblW w:type="auto" w:w="0"/>
-        <w:tblLook w:firstColumn="1" w:firstRow="1" w:lastColumn="0" w:lastRow="0" w:noHBand="0" w:noVBand="1" w:val="04A0"/>
-      </w:tblPr>
-      <w:tblGrid>
-        <w:gridCol w:w="8640"/>
-      </w:tblGrid>
-      <w:tr>
-        <w:tc>
-          <w:tcPr>
-            <w:tcW w:type="dxa" w:w="8640"/>
-          </w:tcPr>
-          <w:p>
-            <w:r>
-              <w:rPr>
-                <w:b/>
-              </w:rPr>
-              <w:t>Why does this SOP exist? (read this first if you're new)</w:t>
-            </w:r>
-          </w:p>
-          <w:p>
-            <w:r>
-              <w:t>This SOP explains how «Hospital Name» handles staff discipline and grievances, including when interim action is needed to protect someone while an investigation runs, how a complainant is protected from retaliation, and what happens if an investigation overruns its deadline. If you're new to this SOP: every matter gets a case number and a date on the day it is reported, a serious allegation gets an explicit interim-action decision at that same point (not later), and a timeline breach is escalated before the deadline lapses, not discovered after.</w:t>
-            </w:r>
-          </w:p>
-        </w:tc>
-      </w:tr>
-    </w:tbl>
     <w:p/>
     <w:tbl>
       <w:tblPr>
@@ -62,9 +31,6 @@
         <w:gridCol w:w="2160"/>
       </w:tblGrid>
       <w:tr>
-        <w:trPr>
-          <w:cantSplit/>
-        </w:trPr>
         <w:tc>
           <w:tcPr>
             <w:tcW w:type="dxa" w:w="2160"/>
@@ -81,7 +47,7 @@
           </w:tcPr>
           <w:p>
             <w:r>
-              <w:t>«Hospital to define»</w:t>
+              <w:t>SOP-HRM.1.i</w:t>
             </w:r>
           </w:p>
         </w:tc>
@@ -107,9 +73,6 @@
         </w:tc>
       </w:tr>
       <w:tr>
-        <w:trPr>
-          <w:cantSplit/>
-        </w:trPr>
         <w:tc>
           <w:tcPr>
             <w:tcW w:type="dxa" w:w="2160"/>
@@ -151,51 +114,6 @@
           </w:p>
         </w:tc>
       </w:tr>
-      <w:tr>
-        <w:trPr>
-          <w:cantSplit/>
-        </w:trPr>
-        <w:tc>
-          <w:tcPr>
-            <w:tcW w:type="dxa" w:w="2160"/>
-          </w:tcPr>
-          <w:p>
-            <w:r>
-              <w:t>Prepared By</w:t>
-            </w:r>
-          </w:p>
-        </w:tc>
-        <w:tc>
-          <w:tcPr>
-            <w:tcW w:type="dxa" w:w="2160"/>
-          </w:tcPr>
-          <w:p>
-            <w:r>
-              <w:t>Quality Coordinator   Name: ________   Signature: ________</w:t>
-            </w:r>
-          </w:p>
-        </w:tc>
-        <w:tc>
-          <w:tcPr>
-            <w:tcW w:type="dxa" w:w="2160"/>
-          </w:tcPr>
-          <w:p>
-            <w:r>
-              <w:t>Approved By</w:t>
-            </w:r>
-          </w:p>
-        </w:tc>
-        <w:tc>
-          <w:tcPr>
-            <w:tcW w:type="dxa" w:w="2160"/>
-          </w:tcPr>
-          <w:p>
-            <w:r>
-              <w:t>Medical Superintendent   Name: ________   Signature: ________</w:t>
-            </w:r>
-          </w:p>
-        </w:tc>
-      </w:tr>
     </w:tbl>
     <w:p/>
     <w:p>
@@ -206,9 +124,78 @@
         <w:t>1. Purpose</w:t>
       </w:r>
     </w:p>
+    <w:tbl>
+      <w:tblPr>
+        <w:tblStyle w:val="TableGrid"/>
+        <w:tblW w:type="auto" w:w="0"/>
+        <w:tblLook w:firstColumn="1" w:firstRow="1" w:lastColumn="0" w:lastRow="0" w:noHBand="0" w:noVBand="1" w:val="04A0"/>
+      </w:tblPr>
+      <w:tblGrid>
+        <w:gridCol w:w="8640"/>
+      </w:tblGrid>
+      <w:tr>
+        <w:tc>
+          <w:tcPr>
+            <w:tcW w:type="dxa" w:w="8640"/>
+          </w:tcPr>
+          <w:p>
+            <w:r>
+              <w:t>This SOP sets out how «Hospital Name» handles staff misconduct and staff grievances against written guidance, including interim action to protect patients or staff while a serious matter is investigated, protection of a complainant from retaliation, and escalation if an investigation breaches its stated timeline -- so both are investigated, decided and closed consistently rather than handled case by case with no documented process.</w:t>
+            </w:r>
+          </w:p>
+        </w:tc>
+      </w:tr>
+    </w:tbl>
+    <w:p/>
+    <w:tbl>
+      <w:tblPr>
+        <w:tblStyle w:val="TableGrid"/>
+        <w:tblW w:type="auto" w:w="0"/>
+        <w:tblLook w:firstColumn="1" w:firstRow="1" w:lastColumn="0" w:lastRow="0" w:noHBand="0" w:noVBand="1" w:val="04A0"/>
+      </w:tblPr>
+      <w:tblGrid>
+        <w:gridCol w:w="8640"/>
+      </w:tblGrid>
+      <w:tr>
+        <w:tc>
+          <w:tcPr>
+            <w:tcW w:type="dxa" w:w="8640"/>
+          </w:tcPr>
+          <w:p>
+            <w:r>
+              <w:t>A staff member reports a serious safety concern about a colleague and worries about retaliation for speaking up. This SOP is what puts in writing, immediately, that retaliation will itself be treated as a disciplinary matter -- not left as an unspoken risk the complainant has to weigh alone.</w:t>
+            </w:r>
+          </w:p>
+        </w:tc>
+      </w:tr>
+    </w:tbl>
+    <w:p/>
+    <w:tbl>
+      <w:tblPr>
+        <w:tblStyle w:val="TableGrid"/>
+        <w:tblW w:type="auto" w:w="0"/>
+        <w:tblLook w:firstColumn="1" w:firstRow="1" w:lastColumn="0" w:lastRow="0" w:noHBand="0" w:noVBand="1" w:val="04A0"/>
+      </w:tblPr>
+      <w:tblGrid>
+        <w:gridCol w:w="8640"/>
+      </w:tblGrid>
+      <w:tr>
+        <w:tc>
+          <w:tcPr>
+            <w:tcW w:type="dxa" w:w="8640"/>
+          </w:tcPr>
+          <w:p>
+            <w:r>
+              <w:t>We do this because leaving a staff member accused of a serious matter in their normal role while the investigation runs can itself cause harm, and a complainant who fears retaliation for having raised the matter may not come forward at all -- which undermines the investigation before it starts.</w:t>
+            </w:r>
+          </w:p>
+        </w:tc>
+      </w:tr>
+    </w:tbl>
+    <w:p/>
     <w:p>
       <w:r>
-        <w:t>This SOP sets out how «Hospital Name» handles staff misconduct and staff grievances against written guidance, including interim action to protect patients or staff while a serious matter is investigated, protection of a complainant from retaliation, and escalation if an investigation breaches its stated timeline — so that both are investigated, decided and closed consistently rather than handled case by case with no documented process.</w:t>
+        <w:t>To define how «Hospital Name» handles staff misconduct and grievances, including interim action, complainant protection, and escalation of a timeline breach.</w:t>
       </w:r>
     </w:p>
     <w:p>
@@ -221,7 +208,18 @@
     </w:p>
     <w:p>
       <w:r>
-        <w:t>This SOP applies to the «HR In-Charge / Personnel Officer», the Medical Superintendent, and department heads, for every staff member at «Hospital Name» who raises a grievance or is the subject of a disciplinary matter.</w:t>
+        <w:rPr>
+          <w:i/>
+        </w:rPr>
+        <w:t xml:space="preserve">Why: </w:t>
+      </w:r>
+      <w:r>
+        <w:t>so every staff member who raises a grievance or is the subject of a disciplinary matter is handled through the same process.</w:t>
+      </w:r>
+    </w:p>
+    <w:p>
+      <w:r>
+        <w:t>Applies to the HR In-Charge, the Medical Superintendent, and department heads, for every staff member who raises a grievance or is the subject of a disciplinary matter.</w:t>
       </w:r>
     </w:p>
     <w:p>
@@ -235,12 +233,23 @@
     <w:p>
       <w:r>
         <w:rPr>
+          <w:i/>
+        </w:rPr>
+        <w:t xml:space="preserve">Why: </w:t>
+      </w:r>
+      <w:r>
+        <w:t>a case with no deadline and no named decision-maker drifts indefinitely, which is unfair to everyone involved.</w:t>
+      </w:r>
+    </w:p>
+    <w:p>
+      <w:r>
+        <w:rPr>
           <w:b/>
         </w:rPr>
         <w:t xml:space="preserve">HR In-Charge / Personnel Officer: </w:t>
       </w:r>
       <w:r>
-        <w:t>maintains the grievance register and the disciplinary proceedings register, assigns a case number to every new complaint on receipt, and tracks every case against its stated timeline.</w:t>
+        <w:t>Maintains the grievance register and the disciplinary proceedings register, assigns a case number to every new complaint on receipt, and tracks every case against its stated timeline.</w:t>
       </w:r>
     </w:p>
     <w:p>
@@ -251,7 +260,7 @@
         <w:t xml:space="preserve">Medical Superintendent: </w:t>
       </w:r>
       <w:r>
-        <w:t>approves the disciplinary and grievance procedure, decides any interim action needed to protect patients or staff during an investigation, chairs or nominates the hearing for serious matters, decides the appeal route, and personally reviews any case that breaches its investigation timeline.</w:t>
+        <w:t>Approves the disciplinary and grievance procedure, decides any interim action needed to protect patients or staff during an investigation, chairs or nominates the hearing for serious matters, decides the appeal route, and personally reviews any case that breaches its investigation timeline.</w:t>
       </w:r>
     </w:p>
     <w:p>
@@ -262,7 +271,7 @@
         <w:t xml:space="preserve">Department Heads: </w:t>
       </w:r>
       <w:r>
-        <w:t>receive and escalate grievances raised in their department within the stated timeline, and cooperate with any investigation.</w:t>
+        <w:t>Receive and escalate grievances raised in their department within the stated timeline, and cooperate with any investigation.</w:t>
       </w:r>
     </w:p>
     <w:p>
@@ -270,7 +279,7 @@
         <w:pStyle w:val="Heading1"/>
       </w:pPr>
       <w:r>
-        <w:t>4. Procedure</w:t>
+        <w:t>4. What to do</w:t>
       </w:r>
     </w:p>
     <w:p>
@@ -278,15 +287,15 @@
         <w:pStyle w:val="Heading2"/>
       </w:pPr>
       <w:r>
-        <w:t>4.1 Receive and log</w:t>
+        <w:t>Receive and log</w:t>
       </w:r>
     </w:p>
     <w:p>
       <w:r>
         <w:rPr>
-          <w:b/>
+          <w:i/>
         </w:rPr>
-        <w:t xml:space="preserve">Why this step matters: </w:t>
+        <w:t xml:space="preserve">Why: </w:t>
       </w:r>
       <w:r>
         <w:t>A grievance or a disciplinary matter that is handled verbally, with no case number and no date, cannot later be shown to have followed any consistent process at all.</w:t>
@@ -294,17 +303,17 @@
     </w:p>
     <w:p>
       <w:r>
-        <w:t>1. Every grievance is logged in the grievance register with a unique case number and the date received, on the same day it is reported.</w:t>
+        <w:t>Every grievance is logged in the grievance register with a unique case number and the date received, on the same day it is reported.</w:t>
       </w:r>
     </w:p>
     <w:p>
       <w:r>
-        <w:t>2. Every disciplinary matter is logged in the disciplinary proceedings register with the same day's date and a brief statement of the alleged conduct.</w:t>
+        <w:t>Every disciplinary matter is logged in the disciplinary proceedings register with the same day's date and a brief statement of the alleged conduct.</w:t>
       </w:r>
     </w:p>
     <w:p>
       <w:r>
-        <w:t>3. The HR In-Charge confirms confidentiality applies to both registers from the point of logging. (Records 7-8)</w:t>
+        <w:t>The HR In-Charge confirms confidentiality applies to both registers from the point of logging.</w:t>
       </w:r>
     </w:p>
     <w:p>
@@ -312,33 +321,33 @@
         <w:pStyle w:val="Heading2"/>
       </w:pPr>
       <w:r>
-        <w:t>4.2 Take interim action for a serious allegation</w:t>
+        <w:t>Take interim action for a serious allegation</w:t>
       </w:r>
     </w:p>
     <w:p>
       <w:r>
         <w:rPr>
-          <w:b/>
+          <w:i/>
         </w:rPr>
-        <w:t xml:space="preserve">Why this step matters: </w:t>
+        <w:t xml:space="preserve">Why: </w:t>
       </w:r>
       <w:r>
-        <w:t>Leaving a staff member accused of a serious matter — one that could put a patient or colleague at risk — in their normal role while the investigation runs can itself cause harm; interim action has to be a deliberate decision made at the point of logging, not an afterthought raised only once something goes wrong during the investigation.</w:t>
+        <w:t>Leaving a staff member accused of a serious matter -- one that could put a patient or colleague at risk -- in their normal role while the investigation runs can itself cause harm; interim action has to be a deliberate decision made at the point of logging, not an afterthought.</w:t>
       </w:r>
     </w:p>
     <w:p>
       <w:r>
-        <w:t>1. Where the alleged conduct could put a patient or staff member at risk if it continued, the Medical Superintendent decides, at the point the matter is logged, whether interim action — reassignment, restricted duties, or administrative leave — is needed pending investigation.</w:t>
+        <w:t>Where the alleged conduct could put a patient or staff member at risk if it continued, the Medical Superintendent decides, at the point the matter is logged, whether interim action -- reassignment, restricted duties, or administrative leave -- is needed pending investigation.</w:t>
       </w:r>
     </w:p>
     <w:p>
       <w:r>
-        <w:t>2. Any interim action taken, and the reason for it, is recorded against the case number; interim action is not a finding of guilt and is stated as such in writing to the staff member.</w:t>
+        <w:t>Any interim action taken, and the reason for it, is recorded against the case number; interim action is not a finding of guilt and is stated as such in writing to the staff member.</w:t>
       </w:r>
     </w:p>
     <w:p>
       <w:r>
-        <w:t>3. Interim action is reviewed if the investigation timeline is extended, rather than left in place indefinitely by default. (Record 9)</w:t>
+        <w:t>Interim action is reviewed if the investigation timeline is extended, rather than left in place indefinitely by default.</w:t>
       </w:r>
     </w:p>
     <w:p>
@@ -346,69 +355,38 @@
         <w:pStyle w:val="Heading2"/>
       </w:pPr>
       <w:r>
-        <w:t>4.3 Investigate within a defined timeline, and protect the complainant</w:t>
+        <w:t>Investigate within a defined timeline, and protect the complainant</w:t>
       </w:r>
     </w:p>
     <w:p>
       <w:r>
         <w:rPr>
-          <w:b/>
+          <w:i/>
         </w:rPr>
-        <w:t xml:space="preserve">Why this step matters: </w:t>
+        <w:t xml:space="preserve">Why: </w:t>
       </w:r>
       <w:r>
-        <w:t>An investigation with no deadline tends to drift indefinitely, which is itself unfair to both the complainant and the person being investigated — and a complainant who fears retaliation for having raised the matter may not have come forward honestly, or at all, which undermines the investigation before it starts.</w:t>
+        <w:t>An investigation with no deadline tends to drift indefinitely, which is itself unfair to both the complainant and the person being investigated -- and a complainant who fears retaliation may not come forward honestly, or at all.</w:t>
       </w:r>
     </w:p>
     <w:p>
       <w:r>
-        <w:t>1. The procedure states the investigation timeline and who conducts it for each type of matter.</w:t>
+        <w:t>The procedure states the investigation timeline and who conducts it for each type of matter.</w:t>
       </w:r>
     </w:p>
     <w:p>
       <w:r>
-        <w:rPr>
-          <w:b/>
-          <w:i/>
-        </w:rPr>
-        <w:t xml:space="preserve">Technical source(s) for this step: </w:t>
-      </w:r>
-    </w:p>
-    <w:p>
-      <w:pPr>
-        <w:pStyle w:val="ListParagraph"/>
-        <w:spacing w:after="240" w:before="80"/>
-        <w:contextualSpacing w:val="0"/>
-      </w:pPr>
-      <w:r>
-        <w:t xml:space="preserve">• Government of India. (2013). </w:t>
-      </w:r>
-      <w:hyperlink r:id="rId10">
-        <w:r>
-          <w:rPr>
-            <w:color w:val="0563C1"/>
-            <w:u w:val="single"/>
-          </w:rPr>
-          <w:t>The Sexual Harassment of Women at Workplace (Prevention, Prohibition and Redressal) Act, 2013</w:t>
-        </w:r>
-      </w:hyperlink>
-      <w:r>
-        <w:t>, Section 11(4), requires an Internal Committee to complete its inquiry within ninety days. Cited here as the real statutory basis for a bounded Indian workplace investigation deadline for harassment complaints specifically; this SOP applies the same discipline — a stated, enforced timeline — to disciplinary and grievance matters generally, not as a claim that the 90-day figure itself governs every case type.</w:t>
+        <w:t>The investigator records the steps taken and the evidence gathered against the case number.</w:t>
       </w:r>
     </w:p>
     <w:p>
       <w:r>
-        <w:t>2. The investigator records the steps taken and the evidence gathered against the case number.</w:t>
+        <w:t>The complainant is informed in writing that retaliation for raising the matter in good faith will itself be treated as a disciplinary matter, and any report of retaliation during the investigation is logged and acted on immediately, separately from the original case.</w:t>
       </w:r>
     </w:p>
     <w:p>
       <w:r>
-        <w:t>3. The complainant is informed in writing that retaliation for raising the matter in good faith will itself be treated as a disciplinary matter, and any report of retaliation during the investigation is logged and acted on immediately, separately from the original case.</w:t>
-      </w:r>
-    </w:p>
-    <w:p>
-      <w:r>
-        <w:t>4. Where a hearing is required, the Medical Superintendent or nominee convenes it within the stated timeline. (Record 9)</w:t>
+        <w:t>Where a hearing is required, the Medical Superintendent or nominee convenes it within the stated timeline.</w:t>
       </w:r>
     </w:p>
     <w:p>
@@ -416,15 +394,15 @@
         <w:pStyle w:val="Heading2"/>
       </w:pPr>
       <w:r>
-        <w:t>4.4 Escalate a timeline breach</w:t>
+        <w:t>Escalate a timeline breach</w:t>
       </w:r>
     </w:p>
     <w:p>
       <w:r>
         <w:rPr>
-          <w:b/>
+          <w:i/>
         </w:rPr>
-        <w:t xml:space="preserve">Why this step matters: </w:t>
+        <w:t xml:space="preserve">Why: </w:t>
       </w:r>
       <w:r>
         <w:t>A case that silently runs past its stated deadline, with nobody above the investigator noticing, defeats the entire point of having a stated timeline in the first place.</w:t>
@@ -432,12 +410,12 @@
     </w:p>
     <w:p>
       <w:r>
-        <w:t>1. Where an investigation is not completed within its stated timeline, the HR In-Charge escalates the case to the Medical Superintendent before the deadline lapses, not after.</w:t>
+        <w:t>Where an investigation is not completed within its stated timeline, the HR In-Charge escalates the case to the Medical Superintendent before the deadline lapses, not after.</w:t>
       </w:r>
     </w:p>
     <w:p>
       <w:r>
-        <w:t>2. The Medical Superintendent either approves a documented extension with a new deadline, or directs that the investigation be concluded immediately on the evidence available. (Record 10)</w:t>
+        <w:t>The Medical Superintendent either approves a documented extension with a new deadline, or directs that the investigation be concluded immediately on the evidence available.</w:t>
       </w:r>
     </w:p>
     <w:p>
@@ -445,15 +423,15 @@
         <w:pStyle w:val="Heading2"/>
       </w:pPr>
       <w:r>
-        <w:t>4.5 Decide, close, and allow appeal</w:t>
+        <w:t>Decide, close, and allow appeal</w:t>
       </w:r>
     </w:p>
     <w:p>
       <w:r>
         <w:rPr>
-          <w:b/>
+          <w:i/>
         </w:rPr>
-        <w:t xml:space="preserve">Why this step matters: </w:t>
+        <w:t xml:space="preserve">Why: </w:t>
       </w:r>
       <w:r>
         <w:t>A case that is decided but never closed in writing, with no stated appeal route, leaves both the organisation and the staff member with no record of how the matter actually ended.</w:t>
@@ -461,17 +439,17 @@
     </w:p>
     <w:p>
       <w:r>
-        <w:t>1. The outcome — including any penalty, or the grievance resolution, and the closure or continuation of any interim action — is recorded against the case number with the closure date.</w:t>
+        <w:t>The outcome -- including any penalty, or the grievance resolution, and the closure or continuation of any interim action -- is recorded against the case number with the closure date.</w:t>
       </w:r>
     </w:p>
     <w:p>
       <w:r>
-        <w:t>2. The staff member is informed in writing of the outcome and of the appeal route available to them.</w:t>
+        <w:t>The staff member is informed in writing of the outcome and of the appeal route available to them.</w:t>
       </w:r>
     </w:p>
     <w:p>
       <w:r>
-        <w:t>3. The HR In-Charge confirms the register entry is marked closed only once the appeal window has passed or the appeal is decided. (Records 7-8)</w:t>
+        <w:t>The HR In-Charge confirms the register entry is marked closed only once the appeal window has passed or the appeal is decided.</w:t>
       </w:r>
     </w:p>
     <w:p>
@@ -492,7 +470,7 @@
         <w:pStyle w:val="Heading1"/>
       </w:pPr>
       <w:r>
-        <w:t>6. Related Documents</w:t>
+        <w:t>6. Related SOPs</w:t>
       </w:r>
     </w:p>
     <w:p>
@@ -500,7 +478,70 @@
         <w:pStyle w:val="ListParagraph"/>
       </w:pPr>
       <w:r>
-        <w:t>Policy on Human Resource Planning, Recruitment and Staff Governance (HRM.1) — this SOP operationalises step 5.9</w:t>
+        <w:t>Policy on Human Resource Planning, Recruitment and Staff Governance (HRM.1)</w:t>
+      </w:r>
+    </w:p>
+    <w:p>
+      <w:pPr>
+        <w:pStyle w:val="Heading1"/>
+      </w:pPr>
+      <w:r>
+        <w:t>7. Review</w:t>
+      </w:r>
+    </w:p>
+    <w:p>
+      <w:r>
+        <w:t>This SOP is reviewed at least annually by the Quality Coordinator together with the HR In-Charge, and sooner if a case reveals the timeline or the appeal route was not followed as written, or an interim-action decision was not made or reviewed as this SOP requires.</w:t>
+      </w:r>
+    </w:p>
+    <w:p>
+      <w:r>
+        <w:br w:type="page"/>
+      </w:r>
+    </w:p>
+    <w:p>
+      <w:pPr>
+        <w:pStyle w:val="Heading1"/>
+      </w:pPr>
+      <w:r>
+        <w:t>Appendix — NABH Standard Cross-Reference and Evidence Basis</w:t>
+      </w:r>
+    </w:p>
+    <w:p>
+      <w:r>
+        <w:t>For the Quality Coordinator and NABH assessment use only. The reasoning and real-world triggers for each requirement are already in the body above -- this appendix adds only what the body deliberately leaves out: the exact objective-element code, how this SOP's scope is kept separate from neighbouring standards, and the verified technical source for anything cited.</w:t>
+      </w:r>
+    </w:p>
+    <w:p>
+      <w:pPr>
+        <w:pStyle w:val="Heading2"/>
+      </w:pPr>
+      <w:r>
+        <w:t>Receive and log — HRM.1.i</w:t>
+      </w:r>
+    </w:p>
+    <w:p>
+      <w:pPr>
+        <w:pStyle w:val="Heading2"/>
+      </w:pPr>
+      <w:r>
+        <w:t>Take interim action for a serious allegation — HRM.1.i</w:t>
+      </w:r>
+    </w:p>
+    <w:p>
+      <w:pPr>
+        <w:pStyle w:val="Heading2"/>
+      </w:pPr>
+      <w:r>
+        <w:t>Investigate within a defined timeline, and protect the complainant — HRM.1.i</w:t>
+      </w:r>
+    </w:p>
+    <w:p>
+      <w:r>
+        <w:rPr>
+          <w:i/>
+        </w:rPr>
+        <w:t>Verified source(s):</w:t>
       </w:r>
     </w:p>
     <w:p>
@@ -508,27 +549,59 @@
         <w:pStyle w:val="ListParagraph"/>
       </w:pPr>
       <w:r>
-        <w:t>Required Records — HRM.1.i (see HRM.1 Records folder)</w:t>
+        <w:t xml:space="preserve">• </w:t>
+      </w:r>
+      <w:r>
+        <w:t xml:space="preserve">Government of India. (2013). </w:t>
+      </w:r>
+      <w:hyperlink r:id="rId9">
+        <w:r>
+          <w:rPr>
+            <w:color w:val="0563C1"/>
+            <w:u w:val="single"/>
+          </w:rPr>
+          <w:t>The Sexual Harassment of Women at Workplace (Prevention, Prohibition and Redressal) Act, 2013</w:t>
+        </w:r>
+      </w:hyperlink>
+      <w:r>
+        <w:t>, Section 11(4), requires an Internal Committee to complete its inquiry within ninety days. Cited as the real statutory basis for a bounded Indian workplace investigation deadline for harassment complaints specifically; this SOP applies the same discipline -- a stated, enforced timeline -- to disciplinary and grievance matters generally, not as a claim that the 90-day figure governs every case type.</w:t>
       </w:r>
     </w:p>
     <w:p>
       <w:pPr>
-        <w:pStyle w:val="Heading1"/>
+        <w:pStyle w:val="Heading2"/>
       </w:pPr>
       <w:r>
-        <w:t>7. Where This SOP's Requirements Come From (Verified Sources)</w:t>
+        <w:t>Escalate a timeline breach — HRM.1.i</w:t>
+      </w:r>
+    </w:p>
+    <w:p>
+      <w:pPr>
+        <w:pStyle w:val="Heading2"/>
+      </w:pPr>
+      <w:r>
+        <w:t>Decide, close, and allow appeal — HRM.1.i</w:t>
+      </w:r>
+    </w:p>
+    <w:p>
+      <w:pPr>
+        <w:pStyle w:val="Heading2"/>
+      </w:pPr>
+      <w:r>
+        <w:t>Full reference list</w:t>
       </w:r>
     </w:p>
     <w:p>
       <w:pPr>
         <w:pStyle w:val="ListParagraph"/>
-        <w:spacing w:after="240" w:before="80"/>
-        <w:contextualSpacing w:val="0"/>
       </w:pPr>
       <w:r>
-        <w:t xml:space="preserve">• National Accreditation Board for Hospitals and Healthcare Providers. (2022). Standards for Small Healthcare Organisations (3rd ed.). </w:t>
+        <w:t xml:space="preserve">• </w:t>
       </w:r>
-      <w:hyperlink r:id="rId9">
+      <w:r>
+        <w:t xml:space="preserve">National Accreditation Board for Hospitals and Healthcare Providers. (2022). Standards for Small Healthcare Organisations (3rd ed.). </w:t>
+      </w:r>
+      <w:hyperlink r:id="rId10">
         <w:r>
           <w:rPr>
             <w:color w:val="0563C1"/>
@@ -543,15 +616,25 @@
     </w:p>
     <w:p>
       <w:pPr>
-        <w:pStyle w:val="Heading1"/>
+        <w:pStyle w:val="ListParagraph"/>
       </w:pPr>
       <w:r>
-        <w:t>8. Review</w:t>
+        <w:t xml:space="preserve">• </w:t>
       </w:r>
-    </w:p>
-    <w:p>
       <w:r>
-        <w:t>This SOP is reviewed at least annually by the Quality Coordinator together with the HR In-Charge, and sooner if a case reveals the timeline or the appeal route was not followed as written, or an interim-action decision was not made or reviewed as this SOP requires.</w:t>
+        <w:t xml:space="preserve">Government of India. (2013). </w:t>
+      </w:r>
+      <w:hyperlink r:id="rId9">
+        <w:r>
+          <w:rPr>
+            <w:color w:val="0563C1"/>
+            <w:u w:val="single"/>
+          </w:rPr>
+          <w:t>The Sexual Harassment of Women at Workplace (Prevention, Prohibition and Redressal) Act, 2013</w:t>
+        </w:r>
+      </w:hyperlink>
+      <w:r>
+        <w:t>, Section 11(4), requires an Internal Committee to complete its inquiry within ninety days. Cited as the real statutory basis for a bounded Indian workplace investigation deadline for harassment complaints specifically; this SOP applies the same discipline -- a stated, enforced timeline -- to disciplinary and grievance matters generally, not as a claim that the 90-day figure governs every case type.</w:t>
       </w:r>
     </w:p>
     <w:sectPr>

--- a/policies/build/sop_record_masters/HRM/SOP_HRM.1.i_disciplinary_grievance.docx
+++ b/policies/build/sop_record_masters/HRM/SOP_HRM.1.i_disciplinary_grievance.docx
@@ -208,12 +208,6 @@
     </w:p>
     <w:p>
       <w:r>
-        <w:rPr>
-          <w:i/>
-        </w:rPr>
-        <w:t xml:space="preserve">Why: </w:t>
-      </w:r>
-      <w:r>
         <w:t>so every staff member who raises a grievance or is the subject of a disciplinary matter is handled through the same process.</w:t>
       </w:r>
     </w:p>
@@ -231,12 +225,6 @@
       </w:r>
     </w:p>
     <w:p>
-      <w:r>
-        <w:rPr>
-          <w:i/>
-        </w:rPr>
-        <w:t xml:space="preserve">Why: </w:t>
-      </w:r>
       <w:r>
         <w:t>a case with no deadline and no named decision-maker drifts indefinitely, which is unfair to everyone involved.</w:t>
       </w:r>
@@ -292,12 +280,6 @@
     </w:p>
     <w:p>
       <w:r>
-        <w:rPr>
-          <w:i/>
-        </w:rPr>
-        <w:t xml:space="preserve">Why: </w:t>
-      </w:r>
-      <w:r>
         <w:t>A grievance or a disciplinary matter that is handled verbally, with no case number and no date, cannot later be shown to have followed any consistent process at all.</w:t>
       </w:r>
     </w:p>
@@ -326,12 +308,6 @@
     </w:p>
     <w:p>
       <w:r>
-        <w:rPr>
-          <w:i/>
-        </w:rPr>
-        <w:t xml:space="preserve">Why: </w:t>
-      </w:r>
-      <w:r>
         <w:t>Leaving a staff member accused of a serious matter -- one that could put a patient or colleague at risk -- in their normal role while the investigation runs can itself cause harm; interim action has to be a deliberate decision made at the point of logging, not an afterthought.</w:t>
       </w:r>
     </w:p>
@@ -359,12 +335,6 @@
       </w:r>
     </w:p>
     <w:p>
-      <w:r>
-        <w:rPr>
-          <w:i/>
-        </w:rPr>
-        <w:t xml:space="preserve">Why: </w:t>
-      </w:r>
       <w:r>
         <w:t>An investigation with no deadline tends to drift indefinitely, which is itself unfair to both the complainant and the person being investigated -- and a complainant who fears retaliation may not come forward honestly, or at all.</w:t>
       </w:r>
@@ -399,12 +369,6 @@
     </w:p>
     <w:p>
       <w:r>
-        <w:rPr>
-          <w:i/>
-        </w:rPr>
-        <w:t xml:space="preserve">Why: </w:t>
-      </w:r>
-      <w:r>
         <w:t>A case that silently runs past its stated deadline, with nobody above the investigator noticing, defeats the entire point of having a stated timeline in the first place.</w:t>
       </w:r>
     </w:p>
@@ -427,12 +391,6 @@
       </w:r>
     </w:p>
     <w:p>
-      <w:r>
-        <w:rPr>
-          <w:i/>
-        </w:rPr>
-        <w:t xml:space="preserve">Why: </w:t>
-      </w:r>
       <w:r>
         <w:t>A case that is decided but never closed in writing, with no stated appeal route, leaves both the organisation and the staff member with no record of how the matter actually ended.</w:t>
       </w:r>
